--- a/JAVA PROJECT.docx
+++ b/JAVA PROJECT.docx
@@ -1358,7 +1358,7 @@
         <mc:AlternateContent>
           <mc:Choice Requires="wps">
             <w:drawing>
-              <wp:anchor distT="0" distB="0" distL="0" distR="0" simplePos="0" relativeHeight="251663360" behindDoc="0" locked="0" layoutInCell="1" allowOverlap="1" wp14:anchorId="1CC4CFFB" wp14:editId="0AB1FDB1">
+              <wp:anchor distT="0" distB="0" distL="0" distR="0" simplePos="0" relativeHeight="251663360" behindDoc="0" locked="0" layoutInCell="1" allowOverlap="1" wp14:anchorId="1CC4CFFB" wp14:editId="49C45FEF">
                 <wp:simplePos x="0" y="0"/>
                 <wp:positionH relativeFrom="column">
                   <wp:posOffset>-404495</wp:posOffset>
@@ -1366,8 +1366,8 @@
                 <wp:positionV relativeFrom="paragraph">
                   <wp:posOffset>376555</wp:posOffset>
                 </wp:positionV>
-                <wp:extent cx="4093210" cy="1318260"/>
-                <wp:effectExtent l="0" t="0" r="2540" b="0"/>
+                <wp:extent cx="4552950" cy="1318260"/>
+                <wp:effectExtent l="0" t="0" r="0" b="0"/>
                 <wp:wrapNone/>
                 <wp:docPr id="6" name="Text Box 10"/>
                 <wp:cNvGraphicFramePr/>
@@ -1378,7 +1378,7 @@
                       <wps:spPr>
                         <a:xfrm>
                           <a:off x="0" y="0"/>
-                          <a:ext cx="4093210" cy="1318260"/>
+                          <a:ext cx="4552950" cy="1318260"/>
                         </a:xfrm>
                         <a:prstGeom prst="rect">
                           <a:avLst/>
@@ -1448,6 +1448,23 @@
                               </w:rPr>
                               <w:t>NTI MEKONGO ONANA THIERRY HENRY</w:t>
                             </w:r>
+                            <w:r>
+                              <w:rPr>
+                                <w:rFonts w:ascii="Times New Roman" w:hAnsi="Times New Roman" w:cs="Times New Roman"/>
+                                <w:sz w:val="28"/>
+                                <w:szCs w:val="28"/>
+                              </w:rPr>
+                              <w:t xml:space="preserve">  60</w:t>
+                            </w:r>
+                            <w:r>
+                              <w:rPr>
+                                <w:rFonts w:ascii="Times New Roman" w:hAnsi="Times New Roman" w:cs="Times New Roman"/>
+                                <w:sz w:val="28"/>
+                                <w:szCs w:val="28"/>
+                                <w:lang w:val="en-GB"/>
+                              </w:rPr>
+                              <w:t>%</w:t>
+                            </w:r>
                           </w:p>
                           <w:p>
                             <w:pPr>
@@ -1470,6 +1487,14 @@
                                 <w:szCs w:val="28"/>
                               </w:rPr>
                               <w:t>NGOUANE JESSICA</w:t>
+                            </w:r>
+                            <w:r>
+                              <w:rPr>
+                                <w:rFonts w:ascii="Times New Roman" w:hAnsi="Times New Roman" w:cs="Times New Roman"/>
+                                <w:sz w:val="28"/>
+                                <w:szCs w:val="28"/>
+                              </w:rPr>
+                              <w:t xml:space="preserve">   40%</w:t>
                             </w:r>
                           </w:p>
                           <w:p>
@@ -1502,7 +1527,7 @@
           </mc:Choice>
           <mc:Fallback>
             <w:pict>
-              <v:rect w14:anchorId="1CC4CFFB" id="Text Box 10" o:spid="_x0000_s1029" style="position:absolute;left:0;text-align:left;margin-left:-31.85pt;margin-top:29.65pt;width:322.3pt;height:103.8pt;z-index:251663360;visibility:visible;mso-wrap-style:square;mso-width-percent:0;mso-wrap-distance-left:0;mso-wrap-distance-top:0;mso-wrap-distance-right:0;mso-wrap-distance-bottom:0;mso-position-horizontal:absolute;mso-position-horizontal-relative:text;mso-position-vertical:absolute;mso-position-vertical-relative:text;mso-width-percent:0;mso-width-relative:margin;v-text-anchor:top" o:gfxdata="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" fillcolor="white [3201]" stroked="f" strokeweight=".5pt">
+              <v:rect w14:anchorId="1CC4CFFB" id="Text Box 10" o:spid="_x0000_s1029" style="position:absolute;left:0;text-align:left;margin-left:-31.85pt;margin-top:29.65pt;width:358.5pt;height:103.8pt;z-index:251663360;visibility:visible;mso-wrap-style:square;mso-width-percent:0;mso-wrap-distance-left:0;mso-wrap-distance-top:0;mso-wrap-distance-right:0;mso-wrap-distance-bottom:0;mso-position-horizontal:absolute;mso-position-horizontal-relative:text;mso-position-vertical:absolute;mso-position-vertical-relative:text;mso-width-percent:0;mso-width-relative:margin;v-text-anchor:top" o:gfxdata="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" fillcolor="white [3201]" stroked="f" strokeweight=".5pt">
                 <v:textbox>
                   <w:txbxContent>
                     <w:p>
@@ -1549,6 +1574,23 @@
                         </w:rPr>
                         <w:t>NTI MEKONGO ONANA THIERRY HENRY</w:t>
                       </w:r>
+                      <w:r>
+                        <w:rPr>
+                          <w:rFonts w:ascii="Times New Roman" w:hAnsi="Times New Roman" w:cs="Times New Roman"/>
+                          <w:sz w:val="28"/>
+                          <w:szCs w:val="28"/>
+                        </w:rPr>
+                        <w:t xml:space="preserve">  60</w:t>
+                      </w:r>
+                      <w:r>
+                        <w:rPr>
+                          <w:rFonts w:ascii="Times New Roman" w:hAnsi="Times New Roman" w:cs="Times New Roman"/>
+                          <w:sz w:val="28"/>
+                          <w:szCs w:val="28"/>
+                          <w:lang w:val="en-GB"/>
+                        </w:rPr>
+                        <w:t>%</w:t>
+                      </w:r>
                     </w:p>
                     <w:p>
                       <w:pPr>
@@ -1571,6 +1613,14 @@
                           <w:szCs w:val="28"/>
                         </w:rPr>
                         <w:t>NGOUANE JESSICA</w:t>
+                      </w:r>
+                      <w:r>
+                        <w:rPr>
+                          <w:rFonts w:ascii="Times New Roman" w:hAnsi="Times New Roman" w:cs="Times New Roman"/>
+                          <w:sz w:val="28"/>
+                          <w:szCs w:val="28"/>
+                        </w:rPr>
+                        <w:t xml:space="preserve">   40%</w:t>
                       </w:r>
                     </w:p>
                     <w:p>
@@ -4725,7 +4775,7 @@
                                     </pic:cNvPicPr>
                                   </pic:nvPicPr>
                                   <pic:blipFill>
-                                    <a:blip r:embed="rId11">
+                                    <a:blip r:embed="rId12">
                                       <a:extLst>
                                         <a:ext uri="{28A0092B-C50C-407E-A947-70E740481C1C}">
                                           <a14:useLocalDpi xmlns:a14="http://schemas.microsoft.com/office/drawing/2010/main" val="0"/>
@@ -4789,6 +4839,7 @@
         <w:br w:type="page"/>
       </w:r>
     </w:p>
+    <w:bookmarkStart w:id="5" w:name="_Toc190210223"/>
     <w:p>
       <w:pPr>
         <w:pStyle w:val="Titre2"/>
@@ -4801,7 +4852,6 @@
         </w:tabs>
         <w:ind w:left="1363" w:hanging="360"/>
       </w:pPr>
-      <w:bookmarkStart w:id="5" w:name="_Toc190210223"/>
       <w:r>
         <w:rPr>
           <w:noProof/>
@@ -4882,7 +4932,7 @@
                                           </pic:cNvPicPr>
                                         </pic:nvPicPr>
                                         <pic:blipFill>
-                                          <a:blip r:embed="rId12">
+                                          <a:blip r:embed="rId13">
                                             <a:extLst>
                                               <a:ext uri="{28A0092B-C50C-407E-A947-70E740481C1C}">
                                                 <a14:useLocalDpi xmlns:a14="http://schemas.microsoft.com/office/drawing/2010/main" val="0"/>
@@ -4965,7 +5015,7 @@
                                     </pic:cNvPicPr>
                                   </pic:nvPicPr>
                                   <pic:blipFill>
-                                    <a:blip r:embed="rId12">
+                                    <a:blip r:embed="rId14">
                                       <a:extLst>
                                         <a:ext uri="{28A0092B-C50C-407E-A947-70E740481C1C}">
                                           <a14:useLocalDpi xmlns:a14="http://schemas.microsoft.com/office/drawing/2010/main" val="0"/>
@@ -5112,7 +5162,7 @@
                                           </pic:cNvPicPr>
                                         </pic:nvPicPr>
                                         <pic:blipFill>
-                                          <a:blip r:embed="rId13">
+                                          <a:blip r:embed="rId15">
                                             <a:extLst>
                                               <a:ext uri="{28A0092B-C50C-407E-A947-70E740481C1C}">
                                                 <a14:useLocalDpi xmlns:a14="http://schemas.microsoft.com/office/drawing/2010/main" val="0"/>
@@ -5195,7 +5245,7 @@
                                     </pic:cNvPicPr>
                                   </pic:nvPicPr>
                                   <pic:blipFill>
-                                    <a:blip r:embed="rId13">
+                                    <a:blip r:embed="rId16">
                                       <a:extLst>
                                         <a:ext uri="{28A0092B-C50C-407E-A947-70E740481C1C}">
                                           <a14:useLocalDpi xmlns:a14="http://schemas.microsoft.com/office/drawing/2010/main" val="0"/>
@@ -5278,6 +5328,7 @@
         <w:t>This diagram represents the activities and actions of a system, including the flow of control and data.</w:t>
       </w:r>
     </w:p>
+    <w:bookmarkStart w:id="8" w:name="_Toc190210226"/>
     <w:p>
       <w:pPr>
         <w:pStyle w:val="Titre2"/>
@@ -5290,7 +5341,6 @@
         </w:tabs>
         <w:ind w:left="1363" w:hanging="360"/>
       </w:pPr>
-      <w:bookmarkStart w:id="8" w:name="_Toc190210226"/>
       <w:r>
         <w:rPr>
           <w:noProof/>
@@ -5370,7 +5420,7 @@
                                           </pic:cNvPicPr>
                                         </pic:nvPicPr>
                                         <pic:blipFill>
-                                          <a:blip r:embed="rId14">
+                                          <a:blip r:embed="rId17">
                                             <a:extLst>
                                               <a:ext uri="{28A0092B-C50C-407E-A947-70E740481C1C}">
                                                 <a14:useLocalDpi xmlns:a14="http://schemas.microsoft.com/office/drawing/2010/main" val="0"/>
@@ -5453,7 +5503,7 @@
                                     </pic:cNvPicPr>
                                   </pic:nvPicPr>
                                   <pic:blipFill>
-                                    <a:blip r:embed="rId14">
+                                    <a:blip r:embed="rId18">
                                       <a:extLst>
                                         <a:ext uri="{28A0092B-C50C-407E-A947-70E740481C1C}">
                                           <a14:useLocalDpi xmlns:a14="http://schemas.microsoft.com/office/drawing/2010/main" val="0"/>
@@ -5500,6 +5550,7 @@
     </w:p>
     <w:p/>
     <w:p/>
+    <w:bookmarkStart w:id="9" w:name="_Toc190210227"/>
     <w:p>
       <w:pPr>
         <w:pStyle w:val="Titre2"/>
@@ -5512,7 +5563,6 @@
         </w:tabs>
         <w:ind w:left="1363" w:hanging="360"/>
       </w:pPr>
-      <w:bookmarkStart w:id="9" w:name="_Toc190210227"/>
       <w:r>
         <w:rPr>
           <w:noProof/>
@@ -5593,7 +5643,7 @@
                                           </pic:cNvPicPr>
                                         </pic:nvPicPr>
                                         <pic:blipFill>
-                                          <a:blip r:embed="rId15">
+                                          <a:blip r:embed="rId19">
                                             <a:extLst>
                                               <a:ext uri="{28A0092B-C50C-407E-A947-70E740481C1C}">
                                                 <a14:useLocalDpi xmlns:a14="http://schemas.microsoft.com/office/drawing/2010/main" val="0"/>
@@ -5683,7 +5733,7 @@
                                     </pic:cNvPicPr>
                                   </pic:nvPicPr>
                                   <pic:blipFill>
-                                    <a:blip r:embed="rId15">
+                                    <a:blip r:embed="rId20">
                                       <a:extLst>
                                         <a:ext uri="{28A0092B-C50C-407E-A947-70E740481C1C}">
                                           <a14:useLocalDpi xmlns:a14="http://schemas.microsoft.com/office/drawing/2010/main" val="0"/>
@@ -5775,11 +5825,11 @@
         <w:t>.</w:t>
       </w:r>
     </w:p>
+    <w:bookmarkStart w:id="11" w:name="_Toc190210229"/>
     <w:p>
       <w:pPr>
         <w:pStyle w:val="Titre2"/>
       </w:pPr>
-      <w:bookmarkStart w:id="11" w:name="_Toc190210229"/>
       <w:r>
         <w:rPr>
           <w:noProof/>
@@ -5859,7 +5909,7 @@
                                           </pic:cNvPicPr>
                                         </pic:nvPicPr>
                                         <pic:blipFill>
-                                          <a:blip r:embed="rId16">
+                                          <a:blip r:embed="rId21">
                                             <a:extLst>
                                               <a:ext uri="{28A0092B-C50C-407E-A947-70E740481C1C}">
                                                 <a14:useLocalDpi xmlns:a14="http://schemas.microsoft.com/office/drawing/2010/main" val="0"/>
@@ -5942,7 +5992,7 @@
                                     </pic:cNvPicPr>
                                   </pic:nvPicPr>
                                   <pic:blipFill>
-                                    <a:blip r:embed="rId16">
+                                    <a:blip r:embed="rId22">
                                       <a:extLst>
                                         <a:ext uri="{28A0092B-C50C-407E-A947-70E740481C1C}">
                                           <a14:useLocalDpi xmlns:a14="http://schemas.microsoft.com/office/drawing/2010/main" val="0"/>
@@ -6089,7 +6139,7 @@
                                           </pic:cNvPicPr>
                                         </pic:nvPicPr>
                                         <pic:blipFill>
-                                          <a:blip r:embed="rId17">
+                                          <a:blip r:embed="rId23">
                                             <a:extLst>
                                               <a:ext uri="{28A0092B-C50C-407E-A947-70E740481C1C}">
                                                 <a14:useLocalDpi xmlns:a14="http://schemas.microsoft.com/office/drawing/2010/main" val="0"/>
@@ -6172,7 +6222,7 @@
                                     </pic:cNvPicPr>
                                   </pic:nvPicPr>
                                   <pic:blipFill>
-                                    <a:blip r:embed="rId17">
+                                    <a:blip r:embed="rId24">
                                       <a:extLst>
                                         <a:ext uri="{28A0092B-C50C-407E-A947-70E740481C1C}">
                                           <a14:useLocalDpi xmlns:a14="http://schemas.microsoft.com/office/drawing/2010/main" val="0"/>
@@ -6276,11 +6326,11 @@
         <w:t>elationships and interactions between objects, highlighting the messages exchanged between them.</w:t>
       </w:r>
     </w:p>
+    <w:bookmarkStart w:id="14" w:name="_Toc190210232"/>
     <w:p>
       <w:pPr>
         <w:pStyle w:val="Titre2"/>
       </w:pPr>
-      <w:bookmarkStart w:id="14" w:name="_Toc190210232"/>
       <w:r>
         <w:rPr>
           <w:noProof/>
@@ -6360,7 +6410,7 @@
                                           </pic:cNvPicPr>
                                         </pic:nvPicPr>
                                         <pic:blipFill>
-                                          <a:blip r:embed="rId18">
+                                          <a:blip r:embed="rId25">
                                             <a:extLst>
                                               <a:ext uri="{28A0092B-C50C-407E-A947-70E740481C1C}">
                                                 <a14:useLocalDpi xmlns:a14="http://schemas.microsoft.com/office/drawing/2010/main" val="0"/>
@@ -6443,7 +6493,7 @@
                                     </pic:cNvPicPr>
                                   </pic:nvPicPr>
                                   <pic:blipFill>
-                                    <a:blip r:embed="rId18">
+                                    <a:blip r:embed="rId26">
                                       <a:extLst>
                                         <a:ext uri="{28A0092B-C50C-407E-A947-70E740481C1C}">
                                           <a14:useLocalDpi xmlns:a14="http://schemas.microsoft.com/office/drawing/2010/main" val="0"/>
@@ -6503,11 +6553,11 @@
         <w:br w:type="page"/>
       </w:r>
     </w:p>
+    <w:bookmarkStart w:id="15" w:name="_Toc190210233"/>
     <w:p>
       <w:pPr>
         <w:pStyle w:val="Titre2"/>
       </w:pPr>
-      <w:bookmarkStart w:id="15" w:name="_Toc190210233"/>
       <w:r>
         <w:rPr>
           <w:noProof/>
@@ -6588,7 +6638,7 @@
                                           </pic:cNvPicPr>
                                         </pic:nvPicPr>
                                         <pic:blipFill>
-                                          <a:blip r:embed="rId19">
+                                          <a:blip r:embed="rId27">
                                             <a:extLst>
                                               <a:ext uri="{28A0092B-C50C-407E-A947-70E740481C1C}">
                                                 <a14:useLocalDpi xmlns:a14="http://schemas.microsoft.com/office/drawing/2010/main" val="0"/>
@@ -6671,7 +6721,7 @@
                                     </pic:cNvPicPr>
                                   </pic:nvPicPr>
                                   <pic:blipFill>
-                                    <a:blip r:embed="rId19">
+                                    <a:blip r:embed="rId28">
                                       <a:extLst>
                                         <a:ext uri="{28A0092B-C50C-407E-A947-70E740481C1C}">
                                           <a14:useLocalDpi xmlns:a14="http://schemas.microsoft.com/office/drawing/2010/main" val="0"/>
@@ -6774,11 +6824,11 @@
         <w:t xml:space="preserve"> It illustrates the states and transitions of an object or a system.</w:t>
       </w:r>
     </w:p>
+    <w:bookmarkStart w:id="17" w:name="_Toc190210235"/>
     <w:p>
       <w:pPr>
         <w:pStyle w:val="Titre2"/>
       </w:pPr>
-      <w:bookmarkStart w:id="17" w:name="_Toc190210235"/>
       <w:r>
         <w:rPr>
           <w:noProof/>
@@ -6857,7 +6907,7 @@
                                           </pic:cNvPicPr>
                                         </pic:nvPicPr>
                                         <pic:blipFill>
-                                          <a:blip r:embed="rId20">
+                                          <a:blip r:embed="rId29">
                                             <a:extLst>
                                               <a:ext uri="{28A0092B-C50C-407E-A947-70E740481C1C}">
                                                 <a14:useLocalDpi xmlns:a14="http://schemas.microsoft.com/office/drawing/2010/main" val="0"/>
@@ -6939,7 +6989,7 @@
                                     </pic:cNvPicPr>
                                   </pic:nvPicPr>
                                   <pic:blipFill>
-                                    <a:blip r:embed="rId20">
+                                    <a:blip r:embed="rId30">
                                       <a:extLst>
                                         <a:ext uri="{28A0092B-C50C-407E-A947-70E740481C1C}">
                                           <a14:useLocalDpi xmlns:a14="http://schemas.microsoft.com/office/drawing/2010/main" val="0"/>
@@ -6989,11 +7039,11 @@
       <w:bookmarkEnd w:id="17"/>
     </w:p>
     <w:p/>
+    <w:bookmarkStart w:id="18" w:name="_Toc190210236"/>
     <w:p>
       <w:pPr>
         <w:pStyle w:val="Titre2"/>
       </w:pPr>
-      <w:bookmarkStart w:id="18" w:name="_Toc190210236"/>
       <w:r>
         <w:rPr>
           <w:noProof/>
@@ -7072,7 +7122,7 @@
                                           </pic:cNvPicPr>
                                         </pic:nvPicPr>
                                         <pic:blipFill>
-                                          <a:blip r:embed="rId21">
+                                          <a:blip r:embed="rId31">
                                             <a:extLst>
                                               <a:ext uri="{28A0092B-C50C-407E-A947-70E740481C1C}">
                                                 <a14:useLocalDpi xmlns:a14="http://schemas.microsoft.com/office/drawing/2010/main" val="0"/>
@@ -7154,7 +7204,7 @@
                                     </pic:cNvPicPr>
                                   </pic:nvPicPr>
                                   <pic:blipFill>
-                                    <a:blip r:embed="rId21">
+                                    <a:blip r:embed="rId32">
                                       <a:extLst>
                                         <a:ext uri="{28A0092B-C50C-407E-A947-70E740481C1C}">
                                           <a14:useLocalDpi xmlns:a14="http://schemas.microsoft.com/office/drawing/2010/main" val="0"/>
@@ -7334,7 +7384,7 @@
                                           </pic:cNvPicPr>
                                         </pic:nvPicPr>
                                         <pic:blipFill>
-                                          <a:blip r:embed="rId22">
+                                          <a:blip r:embed="rId33">
                                             <a:extLst>
                                               <a:ext uri="{28A0092B-C50C-407E-A947-70E740481C1C}">
                                                 <a14:useLocalDpi xmlns:a14="http://schemas.microsoft.com/office/drawing/2010/main" val="0"/>
@@ -7417,7 +7467,7 @@
                                     </pic:cNvPicPr>
                                   </pic:nvPicPr>
                                   <pic:blipFill>
-                                    <a:blip r:embed="rId22">
+                                    <a:blip r:embed="rId34">
                                       <a:extLst>
                                         <a:ext uri="{28A0092B-C50C-407E-A947-70E740481C1C}">
                                           <a14:useLocalDpi xmlns:a14="http://schemas.microsoft.com/office/drawing/2010/main" val="0"/>
@@ -7620,7 +7670,7 @@
                                           </pic:cNvPicPr>
                                         </pic:nvPicPr>
                                         <pic:blipFill>
-                                          <a:blip r:embed="rId23">
+                                          <a:blip r:embed="rId35">
                                             <a:extLst>
                                               <a:ext uri="{28A0092B-C50C-407E-A947-70E740481C1C}">
                                                 <a14:useLocalDpi xmlns:a14="http://schemas.microsoft.com/office/drawing/2010/main" val="0"/>
@@ -7702,7 +7752,7 @@
                                     </pic:cNvPicPr>
                                   </pic:nvPicPr>
                                   <pic:blipFill>
-                                    <a:blip r:embed="rId23">
+                                    <a:blip r:embed="rId36">
                                       <a:extLst>
                                         <a:ext uri="{28A0092B-C50C-407E-A947-70E740481C1C}">
                                           <a14:useLocalDpi xmlns:a14="http://schemas.microsoft.com/office/drawing/2010/main" val="0"/>
@@ -7852,7 +7902,7 @@
                                           </pic:cNvPicPr>
                                         </pic:nvPicPr>
                                         <pic:blipFill>
-                                          <a:blip r:embed="rId24">
+                                          <a:blip r:embed="rId37">
                                             <a:extLst>
                                               <a:ext uri="{28A0092B-C50C-407E-A947-70E740481C1C}">
                                                 <a14:useLocalDpi xmlns:a14="http://schemas.microsoft.com/office/drawing/2010/main" val="0"/>
@@ -7934,7 +7984,7 @@
                                     </pic:cNvPicPr>
                                   </pic:nvPicPr>
                                   <pic:blipFill>
-                                    <a:blip r:embed="rId24">
+                                    <a:blip r:embed="rId38">
                                       <a:extLst>
                                         <a:ext uri="{28A0092B-C50C-407E-A947-70E740481C1C}">
                                           <a14:useLocalDpi xmlns:a14="http://schemas.microsoft.com/office/drawing/2010/main" val="0"/>
@@ -8102,7 +8152,7 @@
                                           </pic:cNvPicPr>
                                         </pic:nvPicPr>
                                         <pic:blipFill>
-                                          <a:blip r:embed="rId25">
+                                          <a:blip r:embed="rId39">
                                             <a:extLst>
                                               <a:ext uri="{28A0092B-C50C-407E-A947-70E740481C1C}">
                                                 <a14:useLocalDpi xmlns:a14="http://schemas.microsoft.com/office/drawing/2010/main" val="0"/>
@@ -8184,7 +8234,7 @@
                                     </pic:cNvPicPr>
                                   </pic:nvPicPr>
                                   <pic:blipFill>
-                                    <a:blip r:embed="rId25">
+                                    <a:blip r:embed="rId40">
                                       <a:extLst>
                                         <a:ext uri="{28A0092B-C50C-407E-A947-70E740481C1C}">
                                           <a14:useLocalDpi xmlns:a14="http://schemas.microsoft.com/office/drawing/2010/main" val="0"/>
@@ -8353,7 +8403,7 @@
                                           </pic:cNvPicPr>
                                         </pic:nvPicPr>
                                         <pic:blipFill>
-                                          <a:blip r:embed="rId26">
+                                          <a:blip r:embed="rId41">
                                             <a:extLst>
                                               <a:ext uri="{28A0092B-C50C-407E-A947-70E740481C1C}">
                                                 <a14:useLocalDpi xmlns:a14="http://schemas.microsoft.com/office/drawing/2010/main" val="0"/>
@@ -8435,7 +8485,7 @@
                                     </pic:cNvPicPr>
                                   </pic:nvPicPr>
                                   <pic:blipFill>
-                                    <a:blip r:embed="rId26">
+                                    <a:blip r:embed="rId42">
                                       <a:extLst>
                                         <a:ext uri="{28A0092B-C50C-407E-A947-70E740481C1C}">
                                           <a14:useLocalDpi xmlns:a14="http://schemas.microsoft.com/office/drawing/2010/main" val="0"/>
@@ -8512,11 +8562,11 @@
         <w:br w:type="page"/>
       </w:r>
     </w:p>
+    <w:bookmarkStart w:id="25" w:name="_Toc190210243"/>
     <w:p>
       <w:pPr>
         <w:pStyle w:val="Titre1"/>
       </w:pPr>
-      <w:bookmarkStart w:id="25" w:name="_Toc190210243"/>
       <w:r>
         <w:rPr>
           <w:noProof/>
@@ -8596,7 +8646,7 @@
                                           </pic:cNvPicPr>
                                         </pic:nvPicPr>
                                         <pic:blipFill>
-                                          <a:blip r:embed="rId27">
+                                          <a:blip r:embed="rId43">
                                             <a:extLst>
                                               <a:ext uri="{28A0092B-C50C-407E-A947-70E740481C1C}">
                                                 <a14:useLocalDpi xmlns:a14="http://schemas.microsoft.com/office/drawing/2010/main" val="0"/>
@@ -8678,7 +8728,7 @@
                                     </pic:cNvPicPr>
                                   </pic:nvPicPr>
                                   <pic:blipFill>
-                                    <a:blip r:embed="rId27">
+                                    <a:blip r:embed="rId44">
                                       <a:extLst>
                                         <a:ext uri="{28A0092B-C50C-407E-A947-70E740481C1C}">
                                           <a14:useLocalDpi xmlns:a14="http://schemas.microsoft.com/office/drawing/2010/main" val="0"/>
@@ -8811,7 +8861,7 @@
                                           </pic:cNvPicPr>
                                         </pic:nvPicPr>
                                         <pic:blipFill>
-                                          <a:blip r:embed="rId28">
+                                          <a:blip r:embed="rId45">
                                             <a:extLst>
                                               <a:ext uri="{28A0092B-C50C-407E-A947-70E740481C1C}">
                                                 <a14:useLocalDpi xmlns:a14="http://schemas.microsoft.com/office/drawing/2010/main" val="0"/>
@@ -8893,7 +8943,7 @@
                                     </pic:cNvPicPr>
                                   </pic:nvPicPr>
                                   <pic:blipFill>
-                                    <a:blip r:embed="rId28">
+                                    <a:blip r:embed="rId46">
                                       <a:extLst>
                                         <a:ext uri="{28A0092B-C50C-407E-A947-70E740481C1C}">
                                           <a14:useLocalDpi xmlns:a14="http://schemas.microsoft.com/office/drawing/2010/main" val="0"/>
@@ -9011,7 +9061,7 @@
                                           </pic:cNvPicPr>
                                         </pic:nvPicPr>
                                         <pic:blipFill>
-                                          <a:blip r:embed="rId29">
+                                          <a:blip r:embed="rId47">
                                             <a:extLst>
                                               <a:ext uri="{28A0092B-C50C-407E-A947-70E740481C1C}">
                                                 <a14:useLocalDpi xmlns:a14="http://schemas.microsoft.com/office/drawing/2010/main" val="0"/>
@@ -9093,7 +9143,7 @@
                                     </pic:cNvPicPr>
                                   </pic:nvPicPr>
                                   <pic:blipFill>
-                                    <a:blip r:embed="rId29">
+                                    <a:blip r:embed="rId48">
                                       <a:extLst>
                                         <a:ext uri="{28A0092B-C50C-407E-A947-70E740481C1C}">
                                           <a14:useLocalDpi xmlns:a14="http://schemas.microsoft.com/office/drawing/2010/main" val="0"/>
@@ -9211,7 +9261,7 @@
                                           </pic:cNvPicPr>
                                         </pic:nvPicPr>
                                         <pic:blipFill>
-                                          <a:blip r:embed="rId30">
+                                          <a:blip r:embed="rId49">
                                             <a:extLst>
                                               <a:ext uri="{28A0092B-C50C-407E-A947-70E740481C1C}">
                                                 <a14:useLocalDpi xmlns:a14="http://schemas.microsoft.com/office/drawing/2010/main" val="0"/>
@@ -9293,7 +9343,7 @@
                                     </pic:cNvPicPr>
                                   </pic:nvPicPr>
                                   <pic:blipFill>
-                                    <a:blip r:embed="rId30">
+                                    <a:blip r:embed="rId50">
                                       <a:extLst>
                                         <a:ext uri="{28A0092B-C50C-407E-A947-70E740481C1C}">
                                           <a14:useLocalDpi xmlns:a14="http://schemas.microsoft.com/office/drawing/2010/main" val="0"/>
@@ -9411,7 +9461,7 @@
                                           </pic:cNvPicPr>
                                         </pic:nvPicPr>
                                         <pic:blipFill>
-                                          <a:blip r:embed="rId31">
+                                          <a:blip r:embed="rId51">
                                             <a:extLst>
                                               <a:ext uri="{28A0092B-C50C-407E-A947-70E740481C1C}">
                                                 <a14:useLocalDpi xmlns:a14="http://schemas.microsoft.com/office/drawing/2010/main" val="0"/>
@@ -9493,7 +9543,7 @@
                                     </pic:cNvPicPr>
                                   </pic:nvPicPr>
                                   <pic:blipFill>
-                                    <a:blip r:embed="rId31">
+                                    <a:blip r:embed="rId52">
                                       <a:extLst>
                                         <a:ext uri="{28A0092B-C50C-407E-A947-70E740481C1C}">
                                           <a14:useLocalDpi xmlns:a14="http://schemas.microsoft.com/office/drawing/2010/main" val="0"/>
@@ -9611,7 +9661,7 @@
                                           </pic:cNvPicPr>
                                         </pic:nvPicPr>
                                         <pic:blipFill>
-                                          <a:blip r:embed="rId32">
+                                          <a:blip r:embed="rId53">
                                             <a:extLst>
                                               <a:ext uri="{28A0092B-C50C-407E-A947-70E740481C1C}">
                                                 <a14:useLocalDpi xmlns:a14="http://schemas.microsoft.com/office/drawing/2010/main" val="0"/>
@@ -9693,7 +9743,7 @@
                                     </pic:cNvPicPr>
                                   </pic:nvPicPr>
                                   <pic:blipFill>
-                                    <a:blip r:embed="rId32">
+                                    <a:blip r:embed="rId54">
                                       <a:extLst>
                                         <a:ext uri="{28A0092B-C50C-407E-A947-70E740481C1C}">
                                           <a14:useLocalDpi xmlns:a14="http://schemas.microsoft.com/office/drawing/2010/main" val="0"/>
@@ -9811,7 +9861,7 @@
                                           </pic:cNvPicPr>
                                         </pic:nvPicPr>
                                         <pic:blipFill>
-                                          <a:blip r:embed="rId33">
+                                          <a:blip r:embed="rId55">
                                             <a:extLst>
                                               <a:ext uri="{28A0092B-C50C-407E-A947-70E740481C1C}">
                                                 <a14:useLocalDpi xmlns:a14="http://schemas.microsoft.com/office/drawing/2010/main" val="0"/>
@@ -9893,7 +9943,7 @@
                                     </pic:cNvPicPr>
                                   </pic:nvPicPr>
                                   <pic:blipFill>
-                                    <a:blip r:embed="rId33">
+                                    <a:blip r:embed="rId56">
                                       <a:extLst>
                                         <a:ext uri="{28A0092B-C50C-407E-A947-70E740481C1C}">
                                           <a14:useLocalDpi xmlns:a14="http://schemas.microsoft.com/office/drawing/2010/main" val="0"/>
